--- a/ACF_2026_Concert_Program.docx
+++ b/ACF_2026_Concert_Program.docx
@@ -739,7 +739,7 @@
           <w:sz w:val="19"/>
           <w:szCs w:val="19"/>
         </w:rPr>
-        <w:t xml:space="preserve">   Beginning of Spring</w:t>
+        <w:t xml:space="preserve">   Beginning of Spring · with dance by Brilliance Dance Academy</w:t>
       </w:r>
     </w:p>
     <w:p>
